--- a/fixtures/executive/executive-resume-a4.docx
+++ b/fixtures/executive/executive-resume-a4.docx
@@ -78,7 +78,7 @@
         <w:rPr>
           <w:rtl w:val="0"/>
         </w:rPr>
-        <w:t xml:space="preserve">Operations executive with 18 years in industrial manufacturing, the last seven running multi-plant operations of up to 1,400 people. I turn around underperforming plants, build leadership teams that stay, and connect the shop floor to the numbers the board cares about. Most recently led a $40 million modernization that raised on-time delivery from 81% to 96%.</w:t>
+        <w:t xml:space="preserve">Operations executive with 20 years in industrial manufacturing, the last seven running multi-plant operations of up to 1,400 people. I turn around underperforming plants, build leadership teams that stay, and connect the shop floor to the numbers the board cares about. Most recently led a $40 million modernization that raised on-time delivery from 81% to 96%.</w:t>
       </w:r>
     </w:p>
     <w:p>
